--- a/docs/loss_doc/loss_functions.docx
+++ b/docs/loss_doc/loss_functions.docx
@@ -307,7 +307,7 @@
         </w:numPr>
         <w:spacing w:after="60"/>
       </w:pPr>
-      <w:hyperlink w:history="1" r:id="rIdle_v1hvnkpn-d6f_osmsw">
+      <w:hyperlink w:history="1" r:id="rIdahbebvvwzphm1wa_gqslk">
         <w:r>
           <w:rPr>
             <w:rFonts w:ascii="Arial" w:cs="Arial" w:eastAsia="Arial" w:hAnsi="Arial"/>
@@ -337,7 +337,7 @@
         </w:numPr>
         <w:spacing w:after="60"/>
       </w:pPr>
-      <w:hyperlink w:history="1" r:id="rIdzfo63bc8wrdgswxt_333-">
+      <w:hyperlink w:history="1" r:id="rIdw_8y4ujttkeaabf6kkbma">
         <w:r>
           <w:rPr>
             <w:rFonts w:ascii="Arial" w:cs="Arial" w:eastAsia="Arial" w:hAnsi="Arial"/>
@@ -367,7 +367,7 @@
         </w:numPr>
         <w:spacing w:after="60"/>
       </w:pPr>
-      <w:hyperlink w:history="1" r:id="rIdlcdy89gbm7tmpnftylqeq">
+      <w:hyperlink w:history="1" r:id="rIdvnfomfr5nllbzdywyh6td">
         <w:r>
           <w:rPr>
             <w:rFonts w:ascii="Arial" w:cs="Arial" w:eastAsia="Arial" w:hAnsi="Arial"/>
@@ -397,7 +397,7 @@
         </w:numPr>
         <w:spacing w:after="60"/>
       </w:pPr>
-      <w:hyperlink w:history="1" r:id="rId6hqajj0uducwnpt75osh2">
+      <w:hyperlink w:history="1" r:id="rId4molcz99t000bqbpd0cbk">
         <w:r>
           <w:rPr>
             <w:rFonts w:ascii="Arial" w:cs="Arial" w:eastAsia="Arial" w:hAnsi="Arial"/>
@@ -477,7 +477,7 @@
       <w:r>
         <w:drawing>
           <wp:inline distT="0" distB="0" distL="0" distR="0">
-            <wp:extent cx="5943600" cy="971550"/>
+            <wp:extent cx="5943600" cy="904875"/>
             <wp:effectExtent t="0" r="0" b="0" l="0"/>
             <wp:docPr id="1" name="" descr="" title=""/>
             <wp:cNvGraphicFramePr>
@@ -502,7 +502,7 @@
                   <pic:spPr bwMode="auto">
                     <a:xfrm>
                       <a:off x="0" y="0"/>
-                      <a:ext cx="5943600" cy="971550"/>
+                      <a:ext cx="5943600" cy="904875"/>
                     </a:xfrm>
                     <a:prstGeom prst="rect">
                       <a:avLst/>
@@ -539,7 +539,7 @@
       <w:r>
         <w:drawing>
           <wp:inline distT="0" distB="0" distL="0" distR="0">
-            <wp:extent cx="5943600" cy="990600"/>
+            <wp:extent cx="5943600" cy="942975"/>
             <wp:effectExtent t="0" r="0" b="0" l="0"/>
             <wp:docPr id="1" name="" descr="" title=""/>
             <wp:cNvGraphicFramePr>
@@ -564,7 +564,7 @@
                   <pic:spPr bwMode="auto">
                     <a:xfrm>
                       <a:off x="0" y="0"/>
-                      <a:ext cx="5943600" cy="990600"/>
+                      <a:ext cx="5943600" cy="942975"/>
                     </a:xfrm>
                     <a:prstGeom prst="rect">
                       <a:avLst/>
@@ -630,19 +630,6 @@
           <w:szCs w:val="18"/>
         </w:rPr>
         <w:t xml:space="preserve">  + 0.2\left(\frac{\mathrm{rms}(\hat{x}_0)}{\mathrm{rms}(x_0)}-1\right)^{2}</w:t>
-      </w:r>
-    </w:p>
-    <w:p>
-      <w:pPr>
-        <w:spacing w:after="60"/>
-      </w:pPr>
-      <w:r>
-        <w:rPr>
-          <w:rFonts w:ascii="Courier New" w:cs="Courier New" w:eastAsia="Courier New" w:hAnsi="Courier New"/>
-          <w:sz w:val="18"/>
-          <w:szCs w:val="18"/>
-        </w:rPr>
-        <w:t xml:space="preserve">  + 1.0\left(1-\rho(\sigma_m,\sigma_e)\right)</w:t>
       </w:r>
     </w:p>
     <w:p>
@@ -854,7 +841,24 @@
           <w:sz w:val="24"/>
           <w:szCs w:val="24"/>
         </w:rPr>
-        <w:t xml:space="preserve">Direction network. Same squared-error base as CorrDiff, plus three additions. The angle term scores which way the water points, separately from how fast it goes. The magnitude term is an explicit patch against a known failure: squared error rewards hedging toward the average, which shrinks the field, so this compares the prediction's overall amplitude to the truth's and penalises shrinkage. The spread term matches where the model says it is uncertain against where it actually is — being a correlation, it fixes the pattern of the uncertainty but not its width.</w:t>
+        <w:t xml:space="preserve">Direction network. Same squared-error base as CorrDiff, plus two additions. The angle term scores which way the water points, separately from how fast it goes. The magnitude term is an explicit patch against a known failure: squared error rewards hedging toward the average, which shrinks the field, so this compares the prediction's overall amplitude to the truth's and penalises shrinkage. </w:t>
+      </w:r>
+    </w:p>
+    <w:p>
+      <w:pPr>
+        <w:spacing w:after="120"/>
+      </w:pPr>
+      <w:r>
+        <w:rPr>
+          <w:rFonts w:ascii="Arial" w:cs="Arial" w:eastAsia="Arial" w:hAnsi="Arial"/>
+          <w:b w:val="false"/>
+          <w:bCs w:val="false"/>
+          <w:i/>
+          <w:iCs/>
+          <w:sz w:val="24"/>
+          <w:szCs w:val="24"/>
+        </w:rPr>
+        <w:t xml:space="preserve">A fourth term was dropped on 2 Sept 2026. It correlated the model's spread of directions across draws against an empirical spread map, and existed to make the model's stated uncertainty line up with where it is actually wrong. Measured against an otherwise identical control it did the opposite — the correlation between predicted uncertainty and real error was 0.223 with the term and 0.296 without — and it also made the vorticity field worse and the intervals about 10% wider, for no gain in RMSE. No weight between 0 and 1 helped. The shipped weights no longer use it.</w:t>
       </w:r>
     </w:p>
     <w:p>
@@ -888,7 +892,7 @@
           <w:sz w:val="24"/>
           <w:szCs w:val="24"/>
         </w:rPr>
-        <w:t xml:space="preserve">Two caveats worth stating. A vorticity term exists in this code and was left switched off (λ = 0). And λ = 0.05 on the smoothness term is the script default — that checkpoint does not record it, so it is inferred rather than read.</w:t>
+        <w:t xml:space="preserve">Two caveats worth stating. A vorticity term exists in other stream loss variants in the codebase and was not used here. And λ = 0.05 on the smoothness term is the script default — that checkpoint does not record it, so it is inferred rather than read.</w:t>
       </w:r>
     </w:p>
     <w:p>
@@ -916,7 +920,7 @@
         </w:numPr>
         <w:spacing w:after="60"/>
       </w:pPr>
-      <w:hyperlink w:history="1" r:id="rIduduqvlq-4hc9xlwvevsia">
+      <w:hyperlink w:history="1" r:id="rId4enagiv4srmmhm5hva9ys">
         <w:r>
           <w:rPr>
             <w:rFonts w:ascii="Arial" w:cs="Arial" w:eastAsia="Arial" w:hAnsi="Arial"/>
@@ -946,7 +950,7 @@
         </w:numPr>
         <w:spacing w:after="60"/>
       </w:pPr>
-      <w:hyperlink w:history="1" r:id="rIdgsmk49zi-hjw3bicxg1fy">
+      <w:hyperlink w:history="1" r:id="rIdyglxl-wumbb3-orvnmqjt">
         <w:r>
           <w:rPr>
             <w:rFonts w:ascii="Arial" w:cs="Arial" w:eastAsia="Arial" w:hAnsi="Arial"/>
@@ -976,7 +980,7 @@
         </w:numPr>
         <w:spacing w:after="60"/>
       </w:pPr>
-      <w:hyperlink w:history="1" r:id="rId9rnsnnzriac-m_unsgeyw">
+      <w:hyperlink w:history="1" r:id="rIdw3d9nkrq8zmmszqtw50rx">
         <w:r>
           <w:rPr>
             <w:rFonts w:ascii="Arial" w:cs="Arial" w:eastAsia="Arial" w:hAnsi="Arial"/>
@@ -1006,7 +1010,7 @@
         </w:numPr>
         <w:spacing w:after="60"/>
       </w:pPr>
-      <w:hyperlink w:history="1" r:id="rIdvmg6soakhhobq7smo8lmg">
+      <w:hyperlink w:history="1" r:id="rIdj9xkdkwk0e0xjtnilciya">
         <w:r>
           <w:rPr>
             <w:rFonts w:ascii="Arial" w:cs="Arial" w:eastAsia="Arial" w:hAnsi="Arial"/>
@@ -1036,7 +1040,7 @@
         </w:numPr>
         <w:spacing w:after="60"/>
       </w:pPr>
-      <w:hyperlink w:history="1" r:id="rIdilvf39ycqrsnsbshpbwso">
+      <w:hyperlink w:history="1" r:id="rId_chq7j7b2veiyefho6emu">
         <w:r>
           <w:rPr>
             <w:rFonts w:ascii="Arial" w:cs="Arial" w:eastAsia="Arial" w:hAnsi="Arial"/>
@@ -1072,7 +1076,7 @@
           <w:sz w:val="24"/>
           <w:szCs w:val="24"/>
         </w:rPr>
-        <w:t xml:space="preserve">The magnitude-matching and spread-calibration terms are ours — no citation exists, they need describing from scratch.</w:t>
+        <w:t xml:space="preserve">The magnitude-matching term is ours — no citation exists, it needs describing from scratch. The spread-calibration term was also ours and has been removed.</w:t>
       </w:r>
     </w:p>
     <w:p>
@@ -1377,7 +1381,7 @@
         </w:numPr>
         <w:spacing w:after="60"/>
       </w:pPr>
-      <w:hyperlink w:history="1" r:id="rId1bd_dx-lnuylb8teoye29">
+      <w:hyperlink w:history="1" r:id="rIdvd8qpthyonpef4oreljbx">
         <w:r>
           <w:rPr>
             <w:rFonts w:ascii="Arial" w:cs="Arial" w:eastAsia="Arial" w:hAnsi="Arial"/>
@@ -1407,7 +1411,7 @@
         </w:numPr>
         <w:spacing w:after="60"/>
       </w:pPr>
-      <w:hyperlink w:history="1" r:id="rId6isazhg0fkcz-_qcosftu">
+      <w:hyperlink w:history="1" r:id="rId3wuwfnhat3m93vrasoe6j">
         <w:r>
           <w:rPr>
             <w:rFonts w:ascii="Arial" w:cs="Arial" w:eastAsia="Arial" w:hAnsi="Arial"/>
